--- a/LabWork2.docx
+++ b/LabWork2.docx
@@ -1,6 +1,6 @@
 
 <file path=word/document.xml><?xml version="1.0" encoding="utf-8"?>
-<w:document xmlns:wpc="http://schemas.microsoft.com/office/word/2010/wordprocessingCanvas" xmlns:cx="http://schemas.microsoft.com/office/drawing/2014/chartex" xmlns:mc="http://schemas.openxmlformats.org/markup-compatibility/2006" xmlns:o="urn:schemas-microsoft-com:office:office" xmlns:r="http://schemas.openxmlformats.org/officeDocument/2006/relationships" xmlns:m="http://schemas.openxmlformats.org/officeDocument/2006/math" xmlns:v="urn:schemas-microsoft-com:vml" xmlns:wp14="http://schemas.microsoft.com/office/word/2010/wordprocessingDrawing" xmlns:wp="http://schemas.openxmlformats.org/drawingml/2006/wordprocessingDrawing" xmlns:w10="urn:schemas-microsoft-com:office:word" xmlns:w="http://schemas.openxmlformats.org/wordprocessingml/2006/main" xmlns:w14="http://schemas.microsoft.com/office/word/2010/wordml" xmlns:w15="http://schemas.microsoft.com/office/word/2012/wordml" xmlns:w16se="http://schemas.microsoft.com/office/word/2015/wordml/symex" xmlns:wpg="http://schemas.microsoft.com/office/word/2010/wordprocessingGroup" xmlns:wpi="http://schemas.microsoft.com/office/word/2010/wordprocessingInk" xmlns:wne="http://schemas.microsoft.com/office/word/2006/wordml" xmlns:wps="http://schemas.microsoft.com/office/word/2010/wordprocessingShape" mc:Ignorable="w14 w15 w16se wp14">
+<w:document xmlns:wpc="http://schemas.microsoft.com/office/word/2010/wordprocessingCanvas" xmlns:cx="http://schemas.microsoft.com/office/drawing/2014/chartex" xmlns:cx1="http://schemas.microsoft.com/office/drawing/2015/9/8/chartex" xmlns:cx2="http://schemas.microsoft.com/office/drawing/2015/10/21/chartex" xmlns:cx3="http://schemas.microsoft.com/office/drawing/2016/5/9/chartex" xmlns:cx4="http://schemas.microsoft.com/office/drawing/2016/5/10/chartex" xmlns:cx5="http://schemas.microsoft.com/office/drawing/2016/5/11/chartex" xmlns:cx6="http://schemas.microsoft.com/office/drawing/2016/5/12/chartex" xmlns:cx7="http://schemas.microsoft.com/office/drawing/2016/5/13/chartex" xmlns:cx8="http://schemas.microsoft.com/office/drawing/2016/5/14/chartex" xmlns:mc="http://schemas.openxmlformats.org/markup-compatibility/2006" xmlns:aink="http://schemas.microsoft.com/office/drawing/2016/ink" xmlns:am3d="http://schemas.microsoft.com/office/drawing/2017/model3d" xmlns:o="urn:schemas-microsoft-com:office:office" xmlns:oel="http://schemas.microsoft.com/office/2019/extlst" xmlns:r="http://schemas.openxmlformats.org/officeDocument/2006/relationships" xmlns:m="http://schemas.openxmlformats.org/officeDocument/2006/math" xmlns:v="urn:schemas-microsoft-com:vml" xmlns:wp14="http://schemas.microsoft.com/office/word/2010/wordprocessingDrawing" xmlns:wp="http://schemas.openxmlformats.org/drawingml/2006/wordprocessingDrawing" xmlns:w10="urn:schemas-microsoft-com:office:word" xmlns:w="http://schemas.openxmlformats.org/wordprocessingml/2006/main" xmlns:w14="http://schemas.microsoft.com/office/word/2010/wordml" xmlns:w15="http://schemas.microsoft.com/office/word/2012/wordml" xmlns:w16cex="http://schemas.microsoft.com/office/word/2018/wordml/cex" xmlns:w16cid="http://schemas.microsoft.com/office/word/2016/wordml/cid" xmlns:w16="http://schemas.microsoft.com/office/word/2018/wordml" xmlns:w16du="http://schemas.microsoft.com/office/word/2023/wordml/word16du" xmlns:w16sdtdh="http://schemas.microsoft.com/office/word/2020/wordml/sdtdatahash" xmlns:w16sdtfl="http://schemas.microsoft.com/office/word/2024/wordml/sdtformatlock" xmlns:w16se="http://schemas.microsoft.com/office/word/2015/wordml/symex" xmlns:wpg="http://schemas.microsoft.com/office/word/2010/wordprocessingGroup" xmlns:wpi="http://schemas.microsoft.com/office/word/2010/wordprocessingInk" xmlns:wne="http://schemas.microsoft.com/office/word/2006/wordml" xmlns:wps="http://schemas.microsoft.com/office/word/2010/wordprocessingShape" mc:Ignorable="w14 w15 w16se w16cid w16 w16cex w16sdtdh w16sdtfl w16du wp14">
   <w:body>
     <w:p>
       <w:r>
@@ -184,10 +184,7 @@
           </w:tcPr>
           <w:p>
             <w:r>
-              <w:t>Положительное число в</w:t>
-            </w:r>
-            <w:r>
-              <w:t xml:space="preserve"> положительную степень</w:t>
+              <w:t>Положительное число в положительную степень</w:t>
             </w:r>
           </w:p>
         </w:tc>
@@ -219,10 +216,7 @@
           </w:tcPr>
           <w:p>
             <w:r>
-              <w:t>0.</w:t>
-            </w:r>
-            <w:r>
-              <w:t>062</w:t>
+              <w:t>0.062</w:t>
             </w:r>
           </w:p>
         </w:tc>
@@ -274,16 +268,7 @@
           </w:tcPr>
           <w:p>
             <w:r>
-              <w:t>0</w:t>
-            </w:r>
-            <w:r>
-              <w:t xml:space="preserve"> в </w:t>
-            </w:r>
-            <w:r>
-              <w:t>положительную</w:t>
-            </w:r>
-            <w:r>
-              <w:t xml:space="preserve"> степень</w:t>
+              <w:t>0 в положительную степень</w:t>
             </w:r>
           </w:p>
         </w:tc>
@@ -313,13 +298,7 @@
               <w:rPr>
                 <w:lang w:val="en-US"/>
               </w:rPr>
-              <w:t>0</w:t>
-            </w:r>
-            <w:r>
-              <w:rPr>
-                <w:lang w:val="en-US"/>
-              </w:rPr>
-              <w:t>, 0</w:t>
+              <w:t>0, 0</w:t>
             </w:r>
           </w:p>
         </w:tc>
@@ -339,10 +318,7 @@
           </w:tcPr>
           <w:p>
             <w:r>
-              <w:t>0</w:t>
-            </w:r>
-            <w:r>
-              <w:t xml:space="preserve"> в степень 0</w:t>
+              <w:t>0 в степень 0</w:t>
             </w:r>
           </w:p>
         </w:tc>
@@ -384,10 +360,7 @@
           </w:tcPr>
           <w:p>
             <w:r>
-              <w:t>0</w:t>
-            </w:r>
-            <w:r>
-              <w:t xml:space="preserve"> в отрицательную степень</w:t>
+              <w:t>0 в отрицательную степень</w:t>
             </w:r>
           </w:p>
         </w:tc>
@@ -429,19 +402,7 @@
           </w:tcPr>
           <w:p>
             <w:r>
-              <w:t xml:space="preserve">Отрицательное число в </w:t>
-            </w:r>
-            <w:r>
-              <w:t>положительную</w:t>
-            </w:r>
-            <w:r>
-              <w:t xml:space="preserve">, </w:t>
-            </w:r>
-            <w:r>
-              <w:t>нечетную</w:t>
-            </w:r>
-            <w:r>
-              <w:t xml:space="preserve"> степень</w:t>
+              <w:t>Отрицательное число в положительную, нечетную степень</w:t>
             </w:r>
           </w:p>
         </w:tc>
@@ -463,10 +424,7 @@
           </w:tcPr>
           <w:p>
             <w:r>
-              <w:t>-2.5</w:t>
-            </w:r>
-            <w:r>
-              <w:t>, 0</w:t>
+              <w:t>-2.5, 0</w:t>
             </w:r>
           </w:p>
         </w:tc>
@@ -486,10 +444,7 @@
           </w:tcPr>
           <w:p>
             <w:r>
-              <w:t>Отрицательное число в степень</w:t>
-            </w:r>
-            <w:r>
-              <w:t xml:space="preserve"> 0</w:t>
+              <w:t>Отрицательное число в степень 0</w:t>
             </w:r>
           </w:p>
         </w:tc>
@@ -511,10 +466,7 @@
           </w:tcPr>
           <w:p>
             <w:r>
-              <w:t>-2.5</w:t>
-            </w:r>
-            <w:r>
-              <w:t>, -3</w:t>
+              <w:t>-2.5, -3</w:t>
             </w:r>
           </w:p>
         </w:tc>
@@ -534,13 +486,7 @@
           </w:tcPr>
           <w:p>
             <w:r>
-              <w:t xml:space="preserve">Отрицательное число в отрицательную, </w:t>
-            </w:r>
-            <w:r>
-              <w:t>не</w:t>
-            </w:r>
-            <w:r>
-              <w:t>четную степень</w:t>
+              <w:t>Отрицательное число в отрицательную, нечетную степень</w:t>
             </w:r>
           </w:p>
         </w:tc>
@@ -828,13 +774,7 @@
           </w:tcPr>
           <w:p>
             <w:r>
-              <w:t>30</w:t>
-            </w:r>
-            <w:r>
-              <w:t xml:space="preserve"> символов, латинские (строчные, прописные), числа, </w:t>
-            </w:r>
-            <w:r>
-              <w:t>спецсимволы</w:t>
+              <w:t>30 символов, латинские (строчные, прописные), числа, спецсимволы</w:t>
             </w:r>
           </w:p>
         </w:tc>
@@ -965,19 +905,10 @@
               <w:rPr>
                 <w:lang w:val="en-US"/>
               </w:rPr>
-              <w:t>7</w:t>
-            </w:r>
-            <w:r>
-              <w:rPr>
-                <w:lang w:val="en-US"/>
-              </w:rPr>
-              <w:t xml:space="preserve"> </w:t>
-            </w:r>
-            <w:r>
-              <w:t>символ</w:t>
-            </w:r>
-            <w:r>
-              <w:t>ов</w:t>
+              <w:t xml:space="preserve">7 </w:t>
+            </w:r>
+            <w:r>
+              <w:t>символов</w:t>
             </w:r>
           </w:p>
         </w:tc>
@@ -1077,19 +1008,11 @@
                 <w:lang w:val="en-US"/>
               </w:rPr>
             </w:pPr>
-            <w:proofErr w:type="spellStart"/>
-            <w:r>
-              <w:rPr>
-                <w:lang w:val="en-US"/>
-              </w:rPr>
-              <w:t>passW</w:t>
-            </w:r>
-            <w:proofErr w:type="spellEnd"/>
-            <w:r>
-              <w:rPr>
-                <w:lang w:val="en-US"/>
-              </w:rPr>
-              <w:t>!!!!!!!!</w:t>
+            <w:r>
+              <w:rPr>
+                <w:lang w:val="en-US"/>
+              </w:rPr>
+              <w:t>passW!!!!!!!!</w:t>
             </w:r>
           </w:p>
         </w:tc>
@@ -1414,7 +1337,6 @@
           <w:lang w:val="en-US"/>
         </w:rPr>
       </w:pPr>
-      <w:proofErr w:type="spellStart"/>
       <w:r>
         <w:rPr>
           <w:lang w:val="en-US"/>
@@ -1426,14 +1348,7 @@
         <w:rPr>
           <w:lang w:val="en-US"/>
         </w:rPr>
-        <w:t>Number</w:t>
-      </w:r>
-      <w:proofErr w:type="spellEnd"/>
-      <w:r>
-        <w:rPr>
-          <w:lang w:val="en-US"/>
-        </w:rPr>
-        <w:t xml:space="preserve"> (double number, int power)</w:t>
+        <w:t>Number (double number, int power)</w:t>
       </w:r>
     </w:p>
     <w:tbl>
@@ -1817,10 +1732,7 @@
           </w:tcPr>
           <w:p>
             <w:r>
-              <w:t xml:space="preserve">Метод вернёт </w:t>
-            </w:r>
-            <w:r>
-              <w:t>-15,625</w:t>
+              <w:t>Метод вернёт -15,625</w:t>
             </w:r>
           </w:p>
         </w:tc>
@@ -1880,10 +1792,7 @@
           </w:tcPr>
           <w:p>
             <w:r>
-              <w:t xml:space="preserve">Метод вернёт </w:t>
-            </w:r>
-            <w:r>
-              <w:t>6,25</w:t>
+              <w:t>Метод вернёт 6,25</w:t>
             </w:r>
           </w:p>
         </w:tc>
@@ -1943,10 +1852,7 @@
           </w:tcPr>
           <w:p>
             <w:r>
-              <w:t xml:space="preserve">Метод вернёт </w:t>
-            </w:r>
-            <w:r>
-              <w:t>-0,064</w:t>
+              <w:t>Метод вернёт -0,064</w:t>
             </w:r>
           </w:p>
         </w:tc>
@@ -2006,10 +1912,7 @@
           </w:tcPr>
           <w:p>
             <w:r>
-              <w:t xml:space="preserve">Метод вернёт </w:t>
-            </w:r>
-            <w:r>
-              <w:t>0,16</w:t>
+              <w:t>Метод вернёт 0,16</w:t>
             </w:r>
           </w:p>
         </w:tc>
@@ -2075,10 +1978,7 @@
           </w:tcPr>
           <w:p>
             <w:r>
-              <w:t xml:space="preserve">Метод вернёт </w:t>
-            </w:r>
-            <w:r>
-              <w:t>1</w:t>
+              <w:t>Метод вернёт 1</w:t>
             </w:r>
           </w:p>
         </w:tc>
@@ -2135,10 +2035,7 @@
           </w:tcPr>
           <w:p>
             <w:r>
-              <w:t xml:space="preserve">Метод вернёт </w:t>
-            </w:r>
-            <w:r>
-              <w:t>1</w:t>
+              <w:t>Метод вернёт 1</w:t>
             </w:r>
           </w:p>
         </w:tc>
@@ -2172,19 +2069,11 @@
           <w:lang w:val="en-US"/>
         </w:rPr>
       </w:pPr>
-      <w:proofErr w:type="spellStart"/>
       <w:r>
         <w:rPr>
           <w:lang w:val="en-US"/>
         </w:rPr>
-        <w:t>TestPassword</w:t>
-      </w:r>
-      <w:proofErr w:type="spellEnd"/>
-      <w:r>
-        <w:rPr>
-          <w:lang w:val="en-US"/>
-        </w:rPr>
-        <w:t xml:space="preserve"> (string password)</w:t>
+        <w:t>TestPassword (string password)</w:t>
       </w:r>
     </w:p>
     <w:tbl>
@@ -2511,19 +2400,11 @@
                 <w:lang w:val="en-US"/>
               </w:rPr>
             </w:pPr>
-            <w:proofErr w:type="spellStart"/>
-            <w:r>
-              <w:rPr>
-                <w:lang w:val="en-US"/>
-              </w:rPr>
-              <w:t>passW</w:t>
-            </w:r>
-            <w:proofErr w:type="spellEnd"/>
-            <w:r>
-              <w:rPr>
-                <w:lang w:val="en-US"/>
-              </w:rPr>
-              <w:t>!!!!!!!!</w:t>
+            <w:r>
+              <w:rPr>
+                <w:lang w:val="en-US"/>
+              </w:rPr>
+              <w:t>passW!!!!!!!!</w:t>
             </w:r>
           </w:p>
         </w:tc>
@@ -2733,17 +2614,19 @@
         </w:tc>
       </w:tr>
     </w:tbl>
-    <w:p>
-      <w:pPr>
-        <w:rPr>
-          <w:lang w:val="en-US"/>
-        </w:rPr>
-      </w:pPr>
-      <w:bookmarkStart w:id="0" w:name="_GoBack"/>
-      <w:bookmarkEnd w:id="0"/>
-    </w:p>
+    <w:p/>
+    <w:p/>
+    <w:p/>
+    <w:p/>
+    <w:p/>
+    <w:p/>
+    <w:p/>
+    <w:p/>
+    <w:p/>
+    <w:p/>
     <w:p>
       <w:r>
+        <w:lastRenderedPageBreak/>
         <w:t xml:space="preserve">5.3 </w:t>
       </w:r>
       <w:r>
@@ -2767,24 +2650,30 @@
             <w:tcW w:w="7177" w:type="dxa"/>
           </w:tcPr>
           <w:p>
-            <w:pPr>
-              <w:rPr>
-                <w:lang w:val="en-US"/>
-              </w:rPr>
-            </w:pPr>
+            <w:r>
+              <w:t>Действие</w:t>
+            </w:r>
           </w:p>
         </w:tc>
         <w:tc>
           <w:tcPr>
             <w:tcW w:w="7178" w:type="dxa"/>
           </w:tcPr>
-          <w:p/>
+          <w:p>
+            <w:r>
+              <w:t>Ожидаемый результат</w:t>
+            </w:r>
+          </w:p>
         </w:tc>
         <w:tc>
           <w:tcPr>
             <w:tcW w:w="7178" w:type="dxa"/>
           </w:tcPr>
-          <w:p/>
+          <w:p>
+            <w:r>
+              <w:t>Полученный результат</w:t>
+            </w:r>
+          </w:p>
         </w:tc>
       </w:tr>
       <w:tr>
@@ -2792,19 +2681,85 @@
           <w:tcPr>
             <w:tcW w:w="7177" w:type="dxa"/>
           </w:tcPr>
-          <w:p/>
+          <w:p>
+            <w:r>
+              <w:t>Оставить все поля пустыми и кликнуть «Зарегистрироваться»</w:t>
+            </w:r>
+          </w:p>
         </w:tc>
         <w:tc>
           <w:tcPr>
             <w:tcW w:w="7178" w:type="dxa"/>
           </w:tcPr>
-          <w:p/>
+          <w:p>
+            <w:r>
+              <w:t xml:space="preserve">Пользователь получит сообщение </w:t>
+            </w:r>
+            <w:r>
+              <w:t>«Введите логин. Введите пароль</w:t>
+            </w:r>
+            <w:r>
+              <w:rPr>
+                <w:lang w:val="en-US"/>
+              </w:rPr>
+              <w:t xml:space="preserve">. </w:t>
+            </w:r>
+            <w:r>
+              <w:t>.</w:t>
+            </w:r>
+            <w:r>
+              <w:t xml:space="preserve"> </w:t>
+            </w:r>
+            <w:r>
+              <w:t>Введите почту</w:t>
+            </w:r>
+            <w:r>
+              <w:rPr>
+                <w:lang w:val="en-US"/>
+              </w:rPr>
+              <w:t>.</w:t>
+            </w:r>
+            <w:r>
+              <w:t>»</w:t>
+            </w:r>
+          </w:p>
         </w:tc>
         <w:tc>
           <w:tcPr>
             <w:tcW w:w="7178" w:type="dxa"/>
           </w:tcPr>
-          <w:p/>
+          <w:p>
+            <w:r>
+              <w:t xml:space="preserve">Получено сообщение: </w:t>
+            </w:r>
+            <w:r>
+              <w:t>«Введите логин. Введите пароль</w:t>
+            </w:r>
+            <w:r>
+              <w:rPr>
+                <w:lang w:val="en-US"/>
+              </w:rPr>
+              <w:t xml:space="preserve">. </w:t>
+            </w:r>
+            <w:r>
+              <w:t>.</w:t>
+            </w:r>
+            <w:r>
+              <w:t xml:space="preserve"> </w:t>
+            </w:r>
+            <w:r>
+              <w:t>Введите почту</w:t>
+            </w:r>
+            <w:r>
+              <w:rPr>
+                <w:lang w:val="en-US"/>
+              </w:rPr>
+              <w:t>.</w:t>
+            </w:r>
+            <w:r>
+              <w:t>»</w:t>
+            </w:r>
+          </w:p>
         </w:tc>
       </w:tr>
       <w:tr>
@@ -2812,19 +2767,73 @@
           <w:tcPr>
             <w:tcW w:w="7177" w:type="dxa"/>
           </w:tcPr>
-          <w:p/>
+          <w:p>
+            <w:r>
+              <w:t>Ввести в поле логина «</w:t>
+            </w:r>
+            <w:r>
+              <w:rPr>
+                <w:lang w:val="en-US"/>
+              </w:rPr>
+              <w:t>user</w:t>
+            </w:r>
+            <w:r>
+              <w:t>»</w:t>
+            </w:r>
+            <w:r>
+              <w:t xml:space="preserve"> </w:t>
+            </w:r>
+            <w:r>
+              <w:t>и кликнуть «Зарегистрироваться»</w:t>
+            </w:r>
+          </w:p>
         </w:tc>
         <w:tc>
           <w:tcPr>
             <w:tcW w:w="7178" w:type="dxa"/>
           </w:tcPr>
-          <w:p/>
+          <w:p>
+            <w:r>
+              <w:t xml:space="preserve">Пользователь получит сообщение </w:t>
+            </w:r>
+            <w:r>
+              <w:t>«</w:t>
+            </w:r>
+            <w:r>
+              <w:t>Введите пароль</w:t>
+            </w:r>
+            <w:r>
+              <w:t xml:space="preserve">. </w:t>
+            </w:r>
+            <w:r>
+              <w:t>Введите почту.»</w:t>
+            </w:r>
+          </w:p>
         </w:tc>
         <w:tc>
           <w:tcPr>
             <w:tcW w:w="7178" w:type="dxa"/>
           </w:tcPr>
-          <w:p/>
+          <w:p>
+            <w:r>
+              <w:t>Получено сообщение:</w:t>
+            </w:r>
+            <w:r>
+              <w:t xml:space="preserve"> </w:t>
+            </w:r>
+            <w:r>
+              <w:t>«</w:t>
+            </w:r>
+            <w:r>
+              <w:t>Введите пароль</w:t>
+            </w:r>
+            <w:r>
+              <w:t xml:space="preserve">. </w:t>
+            </w:r>
+            <w:r>
+              <w:t>Введите почту.»</w:t>
+            </w:r>
+          </w:p>
         </w:tc>
       </w:tr>
       <w:tr>
@@ -2832,19 +2841,67 @@
           <w:tcPr>
             <w:tcW w:w="7177" w:type="dxa"/>
           </w:tcPr>
-          <w:p/>
+          <w:p>
+            <w:r>
+              <w:t>Ввести в поле почты «</w:t>
+            </w:r>
+            <w:r>
+              <w:rPr>
+                <w:lang w:val="en-US"/>
+              </w:rPr>
+              <w:t>testaddres</w:t>
+            </w:r>
+            <w:r>
+              <w:t>»</w:t>
+            </w:r>
+            <w:r>
+              <w:t xml:space="preserve"> </w:t>
+            </w:r>
+            <w:r>
+              <w:t>и кликнуть «Зарегистрироваться»</w:t>
+            </w:r>
+          </w:p>
         </w:tc>
         <w:tc>
           <w:tcPr>
             <w:tcW w:w="7178" w:type="dxa"/>
           </w:tcPr>
-          <w:p/>
+          <w:p>
+            <w:r>
+              <w:t>Пользователь получит сообщение «Введите пароль</w:t>
+            </w:r>
+            <w:r>
+              <w:t xml:space="preserve">. </w:t>
+            </w:r>
+            <w:r>
+              <w:t>Некорректно введена почта</w:t>
+            </w:r>
+            <w:r>
+              <w:t>»</w:t>
+            </w:r>
+          </w:p>
         </w:tc>
         <w:tc>
           <w:tcPr>
             <w:tcW w:w="7178" w:type="dxa"/>
           </w:tcPr>
-          <w:p/>
+          <w:p>
+            <w:r>
+              <w:t>Получено сообщение:</w:t>
+            </w:r>
+            <w:r>
+              <w:t xml:space="preserve"> </w:t>
+            </w:r>
+            <w:r>
+              <w:t>«Введите пароль</w:t>
+            </w:r>
+            <w:r>
+              <w:t xml:space="preserve">. </w:t>
+            </w:r>
+            <w:r>
+              <w:t>Некорректно введена почта»</w:t>
+            </w:r>
+          </w:p>
         </w:tc>
       </w:tr>
       <w:tr>
@@ -2852,19 +2909,82 @@
           <w:tcPr>
             <w:tcW w:w="7177" w:type="dxa"/>
           </w:tcPr>
-          <w:p/>
+          <w:p>
+            <w:r>
+              <w:t>Ввести в поле почты «</w:t>
+            </w:r>
+            <w:r>
+              <w:rPr>
+                <w:lang w:val="en-US"/>
+              </w:rPr>
+              <w:t>testaddres</w:t>
+            </w:r>
+            <w:r>
+              <w:t>@</w:t>
+            </w:r>
+            <w:r>
+              <w:rPr>
+                <w:lang w:val="en-US"/>
+              </w:rPr>
+              <w:t>test</w:t>
+            </w:r>
+            <w:r>
+              <w:t>.</w:t>
+            </w:r>
+            <w:r>
+              <w:rPr>
+                <w:lang w:val="en-US"/>
+              </w:rPr>
+              <w:t>com</w:t>
+            </w:r>
+            <w:r>
+              <w:t>»</w:t>
+            </w:r>
+            <w:r>
+              <w:t xml:space="preserve"> </w:t>
+            </w:r>
+            <w:r>
+              <w:t>и кликнуть «Зарегистрироваться»</w:t>
+            </w:r>
+          </w:p>
         </w:tc>
         <w:tc>
           <w:tcPr>
             <w:tcW w:w="7178" w:type="dxa"/>
           </w:tcPr>
-          <w:p/>
+          <w:p>
+            <w:r>
+              <w:t>Пользователь получит сообщение «Введите пароль</w:t>
+            </w:r>
+            <w:r>
+              <w:t>.</w:t>
+            </w:r>
+            <w:r>
+              <w:t>»</w:t>
+            </w:r>
+          </w:p>
         </w:tc>
         <w:tc>
           <w:tcPr>
             <w:tcW w:w="7178" w:type="dxa"/>
           </w:tcPr>
-          <w:p/>
+          <w:p>
+            <w:r>
+              <w:t>Получено сообщение:</w:t>
+            </w:r>
+            <w:r>
+              <w:t xml:space="preserve"> </w:t>
+            </w:r>
+            <w:r>
+              <w:t>«Введите пароль</w:t>
+            </w:r>
+            <w:r>
+              <w:t>.</w:t>
+            </w:r>
+            <w:r>
+              <w:t>»</w:t>
+            </w:r>
+          </w:p>
         </w:tc>
       </w:tr>
       <w:tr>
@@ -2872,19 +2992,55 @@
           <w:tcPr>
             <w:tcW w:w="7177" w:type="dxa"/>
           </w:tcPr>
-          <w:p/>
+          <w:p>
+            <w:r>
+              <w:t xml:space="preserve">Ввести пароль </w:t>
+            </w:r>
+            <w:r>
+              <w:t>«</w:t>
+            </w:r>
+            <w:r>
+              <w:t>123</w:t>
+            </w:r>
+            <w:r>
+              <w:t xml:space="preserve">» </w:t>
+            </w:r>
+            <w:r>
+              <w:t>и кликнуть «Зарегистрироваться»</w:t>
+            </w:r>
+          </w:p>
         </w:tc>
         <w:tc>
           <w:tcPr>
             <w:tcW w:w="7178" w:type="dxa"/>
           </w:tcPr>
-          <w:p/>
+          <w:p>
+            <w:r>
+              <w:t>Пользователь получит сообщение «</w:t>
+            </w:r>
+            <w:r>
+              <w:t>Пароль дожен быть от 8 до 30 сиволов, содержать латинские буквы верхнего и нижнего регистра, цифры и спецсимволы.</w:t>
+            </w:r>
+            <w:r>
+              <w:t>»</w:t>
+            </w:r>
+          </w:p>
         </w:tc>
         <w:tc>
           <w:tcPr>
             <w:tcW w:w="7178" w:type="dxa"/>
           </w:tcPr>
-          <w:p/>
+          <w:p>
+            <w:r>
+              <w:t>Получено сообщение: «</w:t>
+            </w:r>
+            <w:r>
+              <w:t>Введите подтверждение пароля.</w:t>
+            </w:r>
+            <w:r>
+              <w:t xml:space="preserve">» </w:t>
+            </w:r>
+          </w:p>
         </w:tc>
       </w:tr>
       <w:tr>
@@ -2892,19 +3048,67 @@
           <w:tcPr>
             <w:tcW w:w="7177" w:type="dxa"/>
           </w:tcPr>
-          <w:p/>
+          <w:p>
+            <w:r>
+              <w:t xml:space="preserve">Ввести пароль </w:t>
+            </w:r>
+            <w:r>
+              <w:t>«</w:t>
+            </w:r>
+            <w:r>
+              <w:t>1234</w:t>
+            </w:r>
+            <w:r>
+              <w:t>5</w:t>
+            </w:r>
+            <w:r>
+              <w:rPr>
+                <w:lang w:val="en-US"/>
+              </w:rPr>
+              <w:t>aA</w:t>
+            </w:r>
+            <w:r>
+              <w:t>@</w:t>
+            </w:r>
+            <w:r>
+              <w:t xml:space="preserve">» </w:t>
+            </w:r>
+            <w:r>
+              <w:t>и кликнуть «Зарегистрироваться»</w:t>
+            </w:r>
+          </w:p>
         </w:tc>
         <w:tc>
           <w:tcPr>
             <w:tcW w:w="7178" w:type="dxa"/>
           </w:tcPr>
-          <w:p/>
+          <w:p>
+            <w:r>
+              <w:t>Пользователь получит сообщение «</w:t>
+            </w:r>
+            <w:r>
+              <w:t>Введите подтверждение пароля.</w:t>
+            </w:r>
+            <w:r>
+              <w:t>»</w:t>
+            </w:r>
+          </w:p>
         </w:tc>
         <w:tc>
           <w:tcPr>
             <w:tcW w:w="7178" w:type="dxa"/>
           </w:tcPr>
-          <w:p/>
+          <w:p>
+            <w:r>
+              <w:t>Получено сообщение: «</w:t>
+            </w:r>
+            <w:r>
+              <w:t>Введите подтверждение пароля.</w:t>
+            </w:r>
+            <w:r>
+              <w:t xml:space="preserve">» </w:t>
+            </w:r>
+          </w:p>
         </w:tc>
       </w:tr>
       <w:tr>
@@ -2912,19 +3116,120 @@
           <w:tcPr>
             <w:tcW w:w="7177" w:type="dxa"/>
           </w:tcPr>
-          <w:p/>
+          <w:p>
+            <w:r>
+              <w:t xml:space="preserve">Ввести подтверждение пароля «123» </w:t>
+            </w:r>
+            <w:r>
+              <w:t>и кликнуть «Зарегистрироваться»</w:t>
+            </w:r>
+          </w:p>
         </w:tc>
         <w:tc>
           <w:tcPr>
             <w:tcW w:w="7178" w:type="dxa"/>
           </w:tcPr>
-          <w:p/>
+          <w:p>
+            <w:r>
+              <w:t>Пользователь получит сообщение «</w:t>
+            </w:r>
+            <w:r>
+              <w:t>Пароли не совпадают</w:t>
+            </w:r>
+            <w:r>
+              <w:t>.</w:t>
+            </w:r>
+            <w:r>
+              <w:t>»</w:t>
+            </w:r>
+          </w:p>
         </w:tc>
         <w:tc>
           <w:tcPr>
             <w:tcW w:w="7178" w:type="dxa"/>
           </w:tcPr>
-          <w:p/>
+          <w:p>
+            <w:r>
+              <w:t>Получено сообщение: «Пароли не совпадают</w:t>
+            </w:r>
+            <w:r>
+              <w:t>.</w:t>
+            </w:r>
+            <w:r>
+              <w:t>»</w:t>
+            </w:r>
+          </w:p>
+        </w:tc>
+      </w:tr>
+      <w:tr>
+        <w:tc>
+          <w:tcPr>
+            <w:tcW w:w="7177" w:type="dxa"/>
+          </w:tcPr>
+          <w:p>
+            <w:r>
+              <w:t>Ввести подтверждение пароля «</w:t>
+            </w:r>
+            <w:r>
+              <w:t>12345</w:t>
+            </w:r>
+            <w:r>
+              <w:rPr>
+                <w:lang w:val="en-US"/>
+              </w:rPr>
+              <w:t>aA</w:t>
+            </w:r>
+            <w:r>
+              <w:t>@</w:t>
+            </w:r>
+            <w:r>
+              <w:t>» и кликнуть «Зарегистрироваться»</w:t>
+            </w:r>
+          </w:p>
+        </w:tc>
+        <w:tc>
+          <w:tcPr>
+            <w:tcW w:w="7178" w:type="dxa"/>
+          </w:tcPr>
+          <w:p>
+            <w:r>
+              <w:t>Пользователь получит сообщение «</w:t>
+            </w:r>
+            <w:r>
+              <w:t xml:space="preserve">Вы зарегистрировались с логином </w:t>
+            </w:r>
+            <w:r>
+              <w:rPr>
+                <w:lang w:val="en-US"/>
+              </w:rPr>
+              <w:t>user</w:t>
+            </w:r>
+            <w:r>
+              <w:t>»</w:t>
+            </w:r>
+          </w:p>
+        </w:tc>
+        <w:tc>
+          <w:tcPr>
+            <w:tcW w:w="7178" w:type="dxa"/>
+          </w:tcPr>
+          <w:p>
+            <w:r>
+              <w:t>Получено сообщение: «</w:t>
+            </w:r>
+            <w:r>
+              <w:t xml:space="preserve">Вы зарегистрировались с логином </w:t>
+            </w:r>
+            <w:r>
+              <w:rPr>
+                <w:lang w:val="en-US"/>
+              </w:rPr>
+              <w:t>user</w:t>
+            </w:r>
+            <w:r>
+              <w:t>»</w:t>
+            </w:r>
+          </w:p>
         </w:tc>
       </w:tr>
     </w:tbl>
@@ -2940,7 +3245,7 @@
 </file>
 
 <file path=word/styles.xml><?xml version="1.0" encoding="utf-8"?>
-<w:styles xmlns:mc="http://schemas.openxmlformats.org/markup-compatibility/2006" xmlns:r="http://schemas.openxmlformats.org/officeDocument/2006/relationships" xmlns:w="http://schemas.openxmlformats.org/wordprocessingml/2006/main" xmlns:w14="http://schemas.microsoft.com/office/word/2010/wordml" xmlns:w15="http://schemas.microsoft.com/office/word/2012/wordml" xmlns:w16se="http://schemas.microsoft.com/office/word/2015/wordml/symex" mc:Ignorable="w14 w15 w16se">
+<w:styles xmlns:mc="http://schemas.openxmlformats.org/markup-compatibility/2006" xmlns:r="http://schemas.openxmlformats.org/officeDocument/2006/relationships" xmlns:w="http://schemas.openxmlformats.org/wordprocessingml/2006/main" xmlns:w14="http://schemas.microsoft.com/office/word/2010/wordml" xmlns:w15="http://schemas.microsoft.com/office/word/2012/wordml" xmlns:w16cex="http://schemas.microsoft.com/office/word/2018/wordml/cex" xmlns:w16cid="http://schemas.microsoft.com/office/word/2016/wordml/cid" xmlns:w16="http://schemas.microsoft.com/office/word/2018/wordml" xmlns:w16du="http://schemas.microsoft.com/office/word/2023/wordml/word16du" xmlns:w16sdtdh="http://schemas.microsoft.com/office/word/2020/wordml/sdtdatahash" xmlns:w16sdtfl="http://schemas.microsoft.com/office/word/2024/wordml/sdtformatlock" xmlns:w16se="http://schemas.microsoft.com/office/word/2015/wordml/symex" mc:Ignorable="w14 w15 w16se w16cid w16 w16cex w16sdtdh w16sdtfl w16du">
   <w:docDefaults>
     <w:rPrDefault>
       <w:rPr>
@@ -2956,7 +3261,7 @@
       </w:pPr>
     </w:pPrDefault>
   </w:docDefaults>
-  <w:latentStyles w:defLockedState="0" w:defUIPriority="99" w:defSemiHidden="0" w:defUnhideWhenUsed="0" w:defQFormat="0" w:count="371">
+  <w:latentStyles w:defLockedState="0" w:defUIPriority="99" w:defSemiHidden="0" w:defUnhideWhenUsed="0" w:defQFormat="0" w:count="376">
     <w:lsdException w:name="Normal" w:uiPriority="0" w:qFormat="1"/>
     <w:lsdException w:name="heading 1" w:uiPriority="9" w:qFormat="1"/>
     <w:lsdException w:name="heading 2" w:semiHidden="1" w:uiPriority="9" w:unhideWhenUsed="1" w:qFormat="1"/>
@@ -3328,6 +3633,11 @@
     <w:lsdException w:name="List Table 5 Dark Accent 6" w:uiPriority="50"/>
     <w:lsdException w:name="List Table 6 Colorful Accent 6" w:uiPriority="51"/>
     <w:lsdException w:name="List Table 7 Colorful Accent 6" w:uiPriority="52"/>
+    <w:lsdException w:name="Mention" w:semiHidden="1" w:unhideWhenUsed="1"/>
+    <w:lsdException w:name="Smart Hyperlink" w:semiHidden="1" w:unhideWhenUsed="1"/>
+    <w:lsdException w:name="Hashtag" w:semiHidden="1" w:unhideWhenUsed="1"/>
+    <w:lsdException w:name="Unresolved Mention" w:semiHidden="1" w:unhideWhenUsed="1"/>
+    <w:lsdException w:name="Smart Link" w:semiHidden="1" w:unhideWhenUsed="1"/>
   </w:latentStyles>
   <w:style w:type="paragraph" w:default="1" w:styleId="a">
     <w:name w:val="Normal"/>
@@ -3336,7 +3646,6 @@
   <w:style w:type="character" w:default="1" w:styleId="a0">
     <w:name w:val="Default Paragraph Font"/>
     <w:uiPriority w:val="1"/>
-    <w:semiHidden/>
     <w:unhideWhenUsed/>
   </w:style>
   <w:style w:type="table" w:default="1" w:styleId="a1">
@@ -3378,6 +3687,59 @@
         <w:insideV w:val="single" w:sz="4" w:space="0" w:color="auto"/>
       </w:tblBorders>
     </w:tblPr>
+  </w:style>
+  <w:style w:type="paragraph" w:styleId="HTML">
+    <w:name w:val="HTML Preformatted"/>
+    <w:basedOn w:val="a"/>
+    <w:link w:val="HTML0"/>
+    <w:uiPriority w:val="99"/>
+    <w:semiHidden/>
+    <w:unhideWhenUsed/>
+    <w:rsid w:val="00BC133D"/>
+    <w:pPr>
+      <w:spacing w:after="0" w:line="240" w:lineRule="auto"/>
+    </w:pPr>
+    <w:rPr>
+      <w:rFonts w:ascii="Consolas" w:hAnsi="Consolas"/>
+      <w:sz w:val="20"/>
+      <w:szCs w:val="20"/>
+    </w:rPr>
+  </w:style>
+  <w:style w:type="character" w:customStyle="1" w:styleId="HTML0">
+    <w:name w:val="Стандартный HTML Знак"/>
+    <w:basedOn w:val="a0"/>
+    <w:link w:val="HTML"/>
+    <w:uiPriority w:val="99"/>
+    <w:semiHidden/>
+    <w:rsid w:val="00BC133D"/>
+    <w:rPr>
+      <w:rFonts w:ascii="Consolas" w:hAnsi="Consolas"/>
+      <w:sz w:val="20"/>
+      <w:szCs w:val="20"/>
+    </w:rPr>
+  </w:style>
+  <w:style w:type="character" w:styleId="a4">
+    <w:name w:val="Hyperlink"/>
+    <w:basedOn w:val="a0"/>
+    <w:uiPriority w:val="99"/>
+    <w:unhideWhenUsed/>
+    <w:rsid w:val="00F604C5"/>
+    <w:rPr>
+      <w:color w:val="0563C1" w:themeColor="hyperlink"/>
+      <w:u w:val="single"/>
+    </w:rPr>
+  </w:style>
+  <w:style w:type="character" w:styleId="a5">
+    <w:name w:val="Unresolved Mention"/>
+    <w:basedOn w:val="a0"/>
+    <w:uiPriority w:val="99"/>
+    <w:semiHidden/>
+    <w:unhideWhenUsed/>
+    <w:rsid w:val="00F604C5"/>
+    <w:rPr>
+      <w:color w:val="605E5C"/>
+      <w:shd w:val="clear" w:color="auto" w:fill="E1DFDD"/>
+    </w:rPr>
   </w:style>
 </w:styles>
 </file>
